--- a/tillsyn/A 52046-2022 tillsynsbegäran.docx
+++ b/tillsyn/A 52046-2022 tillsynsbegäran.docx
@@ -283,7 +283,7 @@
     <w:r>
       <w:tab/>
       <w:tab/>
-      <w:t>2026-09-14</w:t>
+      <w:t>2026-09-15</w:t>
       <w:br/>
       <w:br/>
     </w:r>

--- a/tillsyn/A 52046-2022 tillsynsbegäran.docx
+++ b/tillsyn/A 52046-2022 tillsynsbegäran.docx
@@ -283,7 +283,7 @@
     <w:r>
       <w:tab/>
       <w:tab/>
-      <w:t>2026-09-15</w:t>
+      <w:t>2026-09-16</w:t>
       <w:br/>
       <w:br/>
     </w:r>

--- a/tillsyn/A 52046-2022 tillsynsbegäran.docx
+++ b/tillsyn/A 52046-2022 tillsynsbegäran.docx
@@ -283,7 +283,7 @@
     <w:r>
       <w:tab/>
       <w:tab/>
-      <w:t>2026-09-16</w:t>
+      <w:t>2026-09-17</w:t>
       <w:br/>
       <w:br/>
     </w:r>

--- a/tillsyn/A 52046-2022 tillsynsbegäran.docx
+++ b/tillsyn/A 52046-2022 tillsynsbegäran.docx
@@ -283,7 +283,7 @@
     <w:r>
       <w:tab/>
       <w:tab/>
-      <w:t>2026-09-17</w:t>
+      <w:t>2026-09-18</w:t>
       <w:br/>
       <w:br/>
     </w:r>

--- a/tillsyn/A 52046-2022 tillsynsbegäran.docx
+++ b/tillsyn/A 52046-2022 tillsynsbegäran.docx
@@ -283,7 +283,7 @@
     <w:r>
       <w:tab/>
       <w:tab/>
-      <w:t>2026-09-18</w:t>
+      <w:t>2026-09-19</w:t>
       <w:br/>
       <w:br/>
     </w:r>

--- a/tillsyn/A 52046-2022 tillsynsbegäran.docx
+++ b/tillsyn/A 52046-2022 tillsynsbegäran.docx
@@ -283,7 +283,7 @@
     <w:r>
       <w:tab/>
       <w:tab/>
-      <w:t>2026-09-19</w:t>
+      <w:t>2026-09-21</w:t>
       <w:br/>
       <w:br/>
     </w:r>

--- a/tillsyn/A 52046-2022 tillsynsbegäran.docx
+++ b/tillsyn/A 52046-2022 tillsynsbegäran.docx
@@ -283,7 +283,7 @@
     <w:r>
       <w:tab/>
       <w:tab/>
-      <w:t>2026-09-21</w:t>
+      <w:t>2026-09-23</w:t>
       <w:br/>
       <w:br/>
     </w:r>

--- a/tillsyn/A 52046-2022 tillsynsbegäran.docx
+++ b/tillsyn/A 52046-2022 tillsynsbegäran.docx
@@ -283,7 +283,7 @@
     <w:r>
       <w:tab/>
       <w:tab/>
-      <w:t>2026-09-23</w:t>
+      <w:t>2026-09-24</w:t>
       <w:br/>
       <w:br/>
     </w:r>

--- a/tillsyn/A 52046-2022 tillsynsbegäran.docx
+++ b/tillsyn/A 52046-2022 tillsynsbegäran.docx
@@ -283,7 +283,7 @@
     <w:r>
       <w:tab/>
       <w:tab/>
-      <w:t>2026-09-24</w:t>
+      <w:t>2026-09-25</w:t>
       <w:br/>
       <w:br/>
     </w:r>

--- a/tillsyn/A 52046-2022 tillsynsbegäran.docx
+++ b/tillsyn/A 52046-2022 tillsynsbegäran.docx
@@ -283,7 +283,7 @@
     <w:r>
       <w:tab/>
       <w:tab/>
-      <w:t>2026-09-25</w:t>
+      <w:t>2026-09-26</w:t>
       <w:br/>
       <w:br/>
     </w:r>

--- a/tillsyn/A 52046-2022 tillsynsbegäran.docx
+++ b/tillsyn/A 52046-2022 tillsynsbegäran.docx
@@ -283,7 +283,7 @@
     <w:r>
       <w:tab/>
       <w:tab/>
-      <w:t>2026-09-26</w:t>
+      <w:t>2026-09-27</w:t>
       <w:br/>
       <w:br/>
     </w:r>

--- a/tillsyn/A 52046-2022 tillsynsbegäran.docx
+++ b/tillsyn/A 52046-2022 tillsynsbegäran.docx
@@ -283,7 +283,7 @@
     <w:r>
       <w:tab/>
       <w:tab/>
-      <w:t>2026-09-27</w:t>
+      <w:t>2026-09-28</w:t>
       <w:br/>
       <w:br/>
     </w:r>

--- a/tillsyn/A 52046-2022 tillsynsbegäran.docx
+++ b/tillsyn/A 52046-2022 tillsynsbegäran.docx
@@ -283,7 +283,7 @@
     <w:r>
       <w:tab/>
       <w:tab/>
-      <w:t>2026-09-28</w:t>
+      <w:t>2026-09-29</w:t>
       <w:br/>
       <w:br/>
     </w:r>

--- a/tillsyn/A 52046-2022 tillsynsbegäran.docx
+++ b/tillsyn/A 52046-2022 tillsynsbegäran.docx
@@ -283,7 +283,7 @@
     <w:r>
       <w:tab/>
       <w:tab/>
-      <w:t>2026-09-29</w:t>
+      <w:t>2026-09-30</w:t>
       <w:br/>
       <w:br/>
     </w:r>

--- a/tillsyn/A 52046-2022 tillsynsbegäran.docx
+++ b/tillsyn/A 52046-2022 tillsynsbegäran.docx
@@ -283,7 +283,7 @@
     <w:r>
       <w:tab/>
       <w:tab/>
-      <w:t>2026-09-30</w:t>
+      <w:t>2026-10-01</w:t>
       <w:br/>
       <w:br/>
     </w:r>

--- a/tillsyn/A 52046-2022 tillsynsbegäran.docx
+++ b/tillsyn/A 52046-2022 tillsynsbegäran.docx
@@ -283,7 +283,7 @@
     <w:r>
       <w:tab/>
       <w:tab/>
-      <w:t>2026-10-01</w:t>
+      <w:t>2026-10-02</w:t>
       <w:br/>
       <w:br/>
     </w:r>

--- a/tillsyn/A 52046-2022 tillsynsbegäran.docx
+++ b/tillsyn/A 52046-2022 tillsynsbegäran.docx
@@ -283,7 +283,7 @@
     <w:r>
       <w:tab/>
       <w:tab/>
-      <w:t>2026-10-02</w:t>
+      <w:t>2026-10-03</w:t>
       <w:br/>
       <w:br/>
     </w:r>

--- a/tillsyn/A 52046-2022 tillsynsbegäran.docx
+++ b/tillsyn/A 52046-2022 tillsynsbegäran.docx
@@ -283,7 +283,7 @@
     <w:r>
       <w:tab/>
       <w:tab/>
-      <w:t>2026-10-03</w:t>
+      <w:t>2026-10-04</w:t>
       <w:br/>
       <w:br/>
     </w:r>

--- a/tillsyn/A 52046-2022 tillsynsbegäran.docx
+++ b/tillsyn/A 52046-2022 tillsynsbegäran.docx
@@ -283,7 +283,7 @@
     <w:r>
       <w:tab/>
       <w:tab/>
-      <w:t>2026-10-04</w:t>
+      <w:t>2026-10-05</w:t>
       <w:br/>
       <w:br/>
     </w:r>

--- a/tillsyn/A 52046-2022 tillsynsbegäran.docx
+++ b/tillsyn/A 52046-2022 tillsynsbegäran.docx
@@ -283,7 +283,7 @@
     <w:r>
       <w:tab/>
       <w:tab/>
-      <w:t>2026-10-05</w:t>
+      <w:t>2026-10-06</w:t>
       <w:br/>
       <w:br/>
     </w:r>

--- a/tillsyn/A 52046-2022 tillsynsbegäran.docx
+++ b/tillsyn/A 52046-2022 tillsynsbegäran.docx
@@ -283,7 +283,7 @@
     <w:r>
       <w:tab/>
       <w:tab/>
-      <w:t>2026-10-06</w:t>
+      <w:t>2026-10-07</w:t>
       <w:br/>
       <w:br/>
     </w:r>

--- a/tillsyn/A 52046-2022 tillsynsbegäran.docx
+++ b/tillsyn/A 52046-2022 tillsynsbegäran.docx
@@ -283,7 +283,7 @@
     <w:r>
       <w:tab/>
       <w:tab/>
-      <w:t>2026-10-07</w:t>
+      <w:t>2026-10-08</w:t>
       <w:br/>
       <w:br/>
     </w:r>

--- a/tillsyn/A 52046-2022 tillsynsbegäran.docx
+++ b/tillsyn/A 52046-2022 tillsynsbegäran.docx
@@ -283,7 +283,7 @@
     <w:r>
       <w:tab/>
       <w:tab/>
-      <w:t>2026-10-08</w:t>
+      <w:t>2026-10-09</w:t>
       <w:br/>
       <w:br/>
     </w:r>

--- a/tillsyn/A 52046-2022 tillsynsbegäran.docx
+++ b/tillsyn/A 52046-2022 tillsynsbegäran.docx
@@ -283,7 +283,7 @@
     <w:r>
       <w:tab/>
       <w:tab/>
-      <w:t>2026-10-09</w:t>
+      <w:t>2026-10-10</w:t>
       <w:br/>
       <w:br/>
     </w:r>

--- a/tillsyn/A 52046-2022 tillsynsbegäran.docx
+++ b/tillsyn/A 52046-2022 tillsynsbegäran.docx
@@ -283,7 +283,7 @@
     <w:r>
       <w:tab/>
       <w:tab/>
-      <w:t>2026-10-17</w:t>
+      <w:t>2026-10-18</w:t>
       <w:br/>
       <w:br/>
     </w:r>

--- a/tillsyn/A 52046-2022 tillsynsbegäran.docx
+++ b/tillsyn/A 52046-2022 tillsynsbegäran.docx
@@ -283,7 +283,7 @@
     <w:r>
       <w:tab/>
       <w:tab/>
-      <w:t>2026-10-18</w:t>
+      <w:t>2026-10-19</w:t>
       <w:br/>
       <w:br/>
     </w:r>

--- a/tillsyn/A 52046-2022 tillsynsbegäran.docx
+++ b/tillsyn/A 52046-2022 tillsynsbegäran.docx
@@ -283,7 +283,7 @@
     <w:r>
       <w:tab/>
       <w:tab/>
-      <w:t>2026-10-19</w:t>
+      <w:t>2026-10-20</w:t>
       <w:br/>
       <w:br/>
     </w:r>

--- a/tillsyn/A 52046-2022 tillsynsbegäran.docx
+++ b/tillsyn/A 52046-2022 tillsynsbegäran.docx
@@ -283,7 +283,7 @@
     <w:r>
       <w:tab/>
       <w:tab/>
-      <w:t>2026-10-20</w:t>
+      <w:t>2026-10-21</w:t>
       <w:br/>
       <w:br/>
     </w:r>

--- a/tillsyn/A 52046-2022 tillsynsbegäran.docx
+++ b/tillsyn/A 52046-2022 tillsynsbegäran.docx
@@ -283,7 +283,7 @@
     <w:r>
       <w:tab/>
       <w:tab/>
-      <w:t>2026-10-21</w:t>
+      <w:t>2026-10-22</w:t>
       <w:br/>
       <w:br/>
     </w:r>

--- a/tillsyn/A 52046-2022 tillsynsbegäran.docx
+++ b/tillsyn/A 52046-2022 tillsynsbegäran.docx
@@ -283,7 +283,7 @@
     <w:r>
       <w:tab/>
       <w:tab/>
-      <w:t>2026-10-22</w:t>
+      <w:t>2026-10-23</w:t>
       <w:br/>
       <w:br/>
     </w:r>

--- a/tillsyn/A 52046-2022 tillsynsbegäran.docx
+++ b/tillsyn/A 52046-2022 tillsynsbegäran.docx
@@ -283,7 +283,7 @@
     <w:r>
       <w:tab/>
       <w:tab/>
-      <w:t>2026-10-23</w:t>
+      <w:t>2026-10-24</w:t>
       <w:br/>
       <w:br/>
     </w:r>

--- a/tillsyn/A 52046-2022 tillsynsbegäran.docx
+++ b/tillsyn/A 52046-2022 tillsynsbegäran.docx
@@ -283,7 +283,7 @@
     <w:r>
       <w:tab/>
       <w:tab/>
-      <w:t>2026-10-24</w:t>
+      <w:t>2026-10-25</w:t>
       <w:br/>
       <w:br/>
     </w:r>

--- a/tillsyn/A 52046-2022 tillsynsbegäran.docx
+++ b/tillsyn/A 52046-2022 tillsynsbegäran.docx
@@ -283,7 +283,7 @@
     <w:r>
       <w:tab/>
       <w:tab/>
-      <w:t>2026-10-25</w:t>
+      <w:t>2026-10-26</w:t>
       <w:br/>
       <w:br/>
     </w:r>

--- a/tillsyn/A 52046-2022 tillsynsbegäran.docx
+++ b/tillsyn/A 52046-2022 tillsynsbegäran.docx
@@ -283,7 +283,7 @@
     <w:r>
       <w:tab/>
       <w:tab/>
-      <w:t>2026-10-26</w:t>
+      <w:t>2026-10-27</w:t>
       <w:br/>
       <w:br/>
     </w:r>

--- a/tillsyn/A 52046-2022 tillsynsbegäran.docx
+++ b/tillsyn/A 52046-2022 tillsynsbegäran.docx
@@ -283,7 +283,7 @@
     <w:r>
       <w:tab/>
       <w:tab/>
-      <w:t>2026-10-27</w:t>
+      <w:t>2026-10-28</w:t>
       <w:br/>
       <w:br/>
     </w:r>

--- a/tillsyn/A 52046-2022 tillsynsbegäran.docx
+++ b/tillsyn/A 52046-2022 tillsynsbegäran.docx
@@ -283,7 +283,7 @@
     <w:r>
       <w:tab/>
       <w:tab/>
-      <w:t>2026-10-28</w:t>
+      <w:t>2026-10-29</w:t>
       <w:br/>
       <w:br/>
     </w:r>

--- a/tillsyn/A 52046-2022 tillsynsbegäran.docx
+++ b/tillsyn/A 52046-2022 tillsynsbegäran.docx
@@ -12,7 +12,7 @@
     </w:p>
     <w:p>
       <w:r>
-        <w:t>Denna tillsynsbegäran behandlar höga naturvärden i avverkningsanmälan A 52046-2022 i Södertälje kommun som inkom 2022-11-03 och omfattar 14,4 ha.</w:t>
+        <w:t>Denna tillsynsbegäran behandlar höga naturvärden i avverkningsanmälan A 52046-2022 i Södertälje kommun som inkom 2022-11-03 och omfattar 22,9 ha.</w:t>
       </w:r>
     </w:p>
     <w:p>
@@ -22,7 +22,7 @@
       <w:r>
         <w:drawing>
           <wp:inline xmlns:a="http://schemas.openxmlformats.org/drawingml/2006/main" xmlns:pic="http://schemas.openxmlformats.org/drawingml/2006/picture">
-            <wp:extent cx="5486400" cy="3659485"/>
+            <wp:extent cx="5486400" cy="4326903"/>
             <wp:docPr id="1" name="Picture 1"/>
             <wp:cNvGraphicFramePr>
               <a:graphicFrameLocks noChangeAspect="1"/>
@@ -43,7 +43,7 @@
                   <pic:spPr>
                     <a:xfrm>
                       <a:off x="0" y="0"/>
-                      <a:ext cx="5486400" cy="3659485"/>
+                      <a:ext cx="5486400" cy="4326903"/>
                     </a:xfrm>
                     <a:prstGeom prst="rect"/>
                   </pic:spPr>
@@ -60,12 +60,12 @@
         <w:spacing w:after="240"/>
       </w:pPr>
       <w:r>
-        <w:t>Figur 1. Fyndplatser för naturvårdsarter i och inom 5 meter från avverkningsanmälan. Markörer utan svart kant är placerade på fyndplatsen. Markörer med svart kant är placerade vid sidan av fyndplatsen och har ett svart streck som visar fyndplatsens exakta position. Kartans mittpunktskoordinat är N 6560497, E 647779 i SWEREF 99 TM.</w:t>
+        <w:t>Figur 1. Fyndplatser för naturvårdsarter i och inom 5 meter från avverkningsanmälan. Markörer utan svart kant är placerade på fyndplatsen. Markörer med svart kant är placerade vid sidan av fyndplatsen och har ett svart streck som visar fyndplatsens exakta position. Kartans mittpunktskoordinat är N 6560576, E 647779 i SWEREF 99 TM.</w:t>
       </w:r>
     </w:p>
     <w:p>
       <w:r>
-        <w:t>I och inom 5 meter från avverkningsanmälan finns fynd av 2 naturvårdsarter, varav 1 är rödlistad, 1 är fridlyst och 1 är typisk (T): ullticka (NT, T) och nattviol (§8). Se Figur 1.</w:t>
+        <w:t>I och inom 5 meter från avverkningsanmälan finns fynd av 3 naturvårdsarter, varav 2 är rödlistade, 1 är fridlyst och 1 är typisk (T): tjockfotad fingersvamp (NT), ullticka (NT, T) och nattviol (§8). Se Figur 1.</w:t>
       </w:r>
     </w:p>
     <w:p>
@@ -97,6 +97,17 @@
     <w:p>
       <w:r>
         <w:t>Nedan följer beskrivningar av de naturvårdsarter och fridlysta arter som har sina livsmiljöer och växtplatser i den avverkningsanmälda skogen. De påträffade naturvårdsarterna är ett tydligt kvitto på att det rör sig om en skog med höga naturvärden.</w:t>
+      </w:r>
+    </w:p>
+    <w:p>
+      <w:r>
+        <w:rPr>
+          <w:b/>
+        </w:rPr>
+        <w:t xml:space="preserve">Tjockfotad fingersvamp (NT) </w:t>
+      </w:r>
+      <w:r>
+        <w:t>bildar mykorrhiza med gran, eventuellt även med tall, i örtrika kalkbarrskogar, samt med bok och ek i ädellövskog på kalkrik mark. Den totala populationen i landet bedöms ha minskat under de senaste 50 åren och förväntas fortsätta minska, främst på grund av slutavverkning av äldre barrskog. Minskningstakten för den svenska populationen bedöms vara nära gränsvärdet för sårbar (VU). Slutavverkning, gödsling eller exploatering måste undvikas (SLU Artdatabanken, 2026).</w:t>
       </w:r>
     </w:p>
     <w:p>
@@ -283,7 +294,7 @@
     <w:r>
       <w:tab/>
       <w:tab/>
-      <w:t>2026-10-29</w:t>
+      <w:t>2026-10-31</w:t>
       <w:br/>
       <w:br/>
     </w:r>
